--- a/sessions/Session_7_System.docx
+++ b/sessions/Session_7_System.docx
@@ -2429,6 +2429,197 @@
         <w:keepNext w:val="false"/>
         <w:keepLines/>
         <w:pBdr>
+          <w:right w:val="single" w:color="0E4F4B" w:sz="18" w:space="8"/>
+        </w:pBdr>
+        <w:shd w:fill="FFFFFF" w:color="auto" w:val="clear"/>
+        <w:bidi/>
+        <w:spacing w:after="140" w:before="0" w:line="300"/>
+      </w:pPr>
+      <w:r>
+        <w:rPr>
+          <w:rFonts w:ascii="Arial" w:cs="Arial" w:eastAsia="Arial" w:hAnsi="Arial"/>
+          <w:b/>
+          <w:bCs/>
+          <w:i w:val="false"/>
+          <w:color w:val="0E4F4B"/>
+          <w:sz w:val="22"/>
+          <w:szCs w:val="22"/>
+          <w:rtl/>
+        </w:rPr>
+        <w:t xml:space="preserve">تقول:  </w:t>
+      </w:r>
+      <w:r>
+        <w:rPr>
+          <w:rFonts w:ascii="Arial" w:cs="Arial" w:eastAsia="Arial" w:hAnsi="Arial"/>
+          <w:b w:val="false"/>
+          <w:i w:val="false"/>
+          <w:sz w:val="23"/>
+          <w:szCs w:val="23"/>
+          <w:rtl/>
+        </w:rPr>
+        <w:t xml:space="preserve">وقبل ما نبدأ: الإجمالي على العدّاد دلوقتي [الرقم] ساعة في الشهر للمجموعة. وده من أدوات منفصلة، كل واحدة بتحل خطوة. النهارده هنشوف إزاي الرقم ده ممكن يتضاعف لما الأدوات تشتغل مع بعض.</w:t>
+      </w:r>
+    </w:p>
+    <w:p>
+      <w:pPr>
+        <w:keepNext w:val="false"/>
+        <w:keepLines/>
+        <w:pBdr>
+          <w:right w:val="single" w:color="1D3A6B" w:sz="18" w:space="8"/>
+        </w:pBdr>
+        <w:shd w:fill="EEF1F8" w:color="auto" w:val="clear"/>
+        <w:bidi/>
+        <w:spacing w:after="140" w:before="0" w:line="300"/>
+      </w:pPr>
+      <w:r>
+        <w:rPr>
+          <w:rFonts w:ascii="Arial" w:cs="Arial" w:eastAsia="Arial" w:hAnsi="Arial"/>
+          <w:b/>
+          <w:bCs/>
+          <w:i w:val="false"/>
+          <w:color w:val="1D3A6B"/>
+          <w:sz w:val="22"/>
+          <w:szCs w:val="22"/>
+          <w:rtl/>
+        </w:rPr>
+        <w:t xml:space="preserve">اسأل القاعة:  </w:t>
+      </w:r>
+      <w:r>
+        <w:rPr>
+          <w:rFonts w:ascii="Arial" w:cs="Arial" w:eastAsia="Arial" w:hAnsi="Arial"/>
+          <w:b/>
+          <w:bCs/>
+          <w:i w:val="false"/>
+          <w:sz w:val="23"/>
+          <w:szCs w:val="23"/>
+          <w:rtl/>
+        </w:rPr>
+        <w:t xml:space="preserve">مين عمل الواجب ورسم عملية؟ كام خطوة طلعت عنده؟</w:t>
+      </w:r>
+    </w:p>
+    <w:p>
+      <w:pPr>
+        <w:keepNext/>
+        <w:keepLines/>
+        <w:pBdr>
+          <w:right w:val="single" w:color="1D3A6B" w:sz="18" w:space="8"/>
+        </w:pBdr>
+        <w:shd w:fill="EEF1F8" w:color="auto" w:val="clear"/>
+        <w:bidi/>
+        <w:spacing w:after="0" w:before="0" w:line="300"/>
+      </w:pPr>
+      <w:r>
+        <w:rPr>
+          <w:rFonts w:ascii="Arial" w:cs="Arial" w:eastAsia="Arial" w:hAnsi="Arial"/>
+          <w:b/>
+          <w:bCs/>
+          <w:i w:val="false"/>
+          <w:color w:val="1D3A6B"/>
+          <w:sz w:val="22"/>
+          <w:szCs w:val="22"/>
+          <w:rtl/>
+        </w:rPr>
+        <w:t xml:space="preserve">إجابات متوقعة:  </w:t>
+      </w:r>
+      <w:r>
+        <w:rPr>
+          <w:rFonts w:ascii="Arial" w:cs="Arial" w:eastAsia="Arial" w:hAnsi="Arial"/>
+          <w:b w:val="false"/>
+          <w:i w:val="false"/>
+          <w:sz w:val="23"/>
+          <w:szCs w:val="23"/>
+          <w:rtl/>
+        </w:rPr>
+        <w:t xml:space="preserve">٨</w:t>
+      </w:r>
+    </w:p>
+    <w:p>
+      <w:pPr>
+        <w:keepNext/>
+        <w:keepLines/>
+        <w:pBdr>
+          <w:right w:val="single" w:color="1D3A6B" w:sz="18" w:space="8"/>
+        </w:pBdr>
+        <w:shd w:fill="EEF1F8" w:color="auto" w:val="clear"/>
+        <w:bidi/>
+        <w:spacing w:after="0" w:before="0" w:line="300"/>
+      </w:pPr>
+      <w:r>
+        <w:rPr>
+          <w:rFonts w:ascii="Arial" w:cs="Arial" w:eastAsia="Arial" w:hAnsi="Arial"/>
+          <w:b w:val="false"/>
+          <w:i w:val="false"/>
+          <w:sz w:val="23"/>
+          <w:szCs w:val="23"/>
+          <w:rtl/>
+        </w:rPr>
+        <w:t xml:space="preserve">١٢</w:t>
+      </w:r>
+    </w:p>
+    <w:p>
+      <w:pPr>
+        <w:keepNext w:val="false"/>
+        <w:keepLines/>
+        <w:pBdr>
+          <w:right w:val="single" w:color="1D3A6B" w:sz="18" w:space="8"/>
+        </w:pBdr>
+        <w:shd w:fill="EEF1F8" w:color="auto" w:val="clear"/>
+        <w:bidi/>
+        <w:spacing w:after="140" w:before="0" w:line="300"/>
+      </w:pPr>
+      <w:r>
+        <w:rPr>
+          <w:rFonts w:ascii="Arial" w:cs="Arial" w:eastAsia="Arial" w:hAnsi="Arial"/>
+          <w:b w:val="false"/>
+          <w:i w:val="false"/>
+          <w:sz w:val="23"/>
+          <w:szCs w:val="23"/>
+          <w:rtl/>
+        </w:rPr>
+        <w:t xml:space="preserve">٢٠</w:t>
+      </w:r>
+    </w:p>
+    <w:p>
+      <w:pPr>
+        <w:keepNext w:val="false"/>
+        <w:keepLines/>
+        <w:pBdr>
+          <w:right w:val="single" w:color="0E4F4B" w:sz="18" w:space="8"/>
+        </w:pBdr>
+        <w:shd w:fill="FFFFFF" w:color="auto" w:val="clear"/>
+        <w:bidi/>
+        <w:spacing w:after="140" w:before="0" w:line="300"/>
+      </w:pPr>
+      <w:r>
+        <w:rPr>
+          <w:rFonts w:ascii="Arial" w:cs="Arial" w:eastAsia="Arial" w:hAnsi="Arial"/>
+          <w:b/>
+          <w:bCs/>
+          <w:i w:val="false"/>
+          <w:color w:val="0E4F4B"/>
+          <w:sz w:val="22"/>
+          <w:szCs w:val="22"/>
+          <w:rtl/>
+        </w:rPr>
+        <w:t xml:space="preserve">وبعدها تقول:  </w:t>
+      </w:r>
+      <w:r>
+        <w:rPr>
+          <w:rFonts w:ascii="Arial" w:cs="Arial" w:eastAsia="Arial" w:hAnsi="Arial"/>
+          <w:b w:val="false"/>
+          <w:i w:val="false"/>
+          <w:sz w:val="23"/>
+          <w:szCs w:val="23"/>
+          <w:rtl/>
+        </w:rPr>
+        <w:t xml:space="preserve">واللي طلعت عنده ٢٠ خطوة، ماتقلقش. ده غالبًا الأصدق.</w:t>
+      </w:r>
+    </w:p>
+    <w:p>
+      <w:pPr>
+        <w:keepNext w:val="false"/>
+        <w:keepLines/>
+        <w:pBdr>
           <w:right w:val="single" w:color="1D3A6B" w:sz="18" w:space="8"/>
         </w:pBdr>
         <w:shd w:fill="EEF1F8" w:color="auto" w:val="clear"/>
@@ -2733,6 +2924,44 @@
         <w:keepNext w:val="false"/>
         <w:keepLines/>
         <w:pBdr>
+          <w:right w:val="single" w:color="555555" w:sz="18" w:space="8"/>
+        </w:pBdr>
+        <w:shd w:fill="F5F5F5" w:color="auto" w:val="clear"/>
+        <w:bidi/>
+        <w:spacing w:after="140" w:before="0" w:line="300"/>
+      </w:pPr>
+      <w:r>
+        <w:rPr>
+          <w:rFonts w:ascii="Arial" w:cs="Arial" w:eastAsia="Arial" w:hAnsi="Arial"/>
+          <w:b/>
+          <w:bCs/>
+          <w:i w:val="false"/>
+          <w:color w:val="555555"/>
+          <w:sz w:val="22"/>
+          <w:szCs w:val="22"/>
+          <w:rtl/>
+        </w:rPr>
+        <w:t xml:space="preserve">ملحوظة ليك:  </w:t>
+      </w:r>
+      <w:r>
+        <w:rPr>
+          <w:rFonts w:ascii="Arial" w:cs="Arial" w:eastAsia="Arial" w:hAnsi="Arial"/>
+          <w:b w:val="false"/>
+          <w:i/>
+          <w:iCs/>
+          <w:color w:val="555555"/>
+          <w:sz w:val="23"/>
+          <w:szCs w:val="23"/>
+          <w:rtl/>
+        </w:rPr>
+        <w:t xml:space="preserve">لو الكل كتب نفس التعريف تقريبًا (بيحصل لو كلهم من نفس القسم)، اسأل أسئلة تكشف الفرق: «المبيعات دي بالضريبة ولا من غيرها؟ بعد المرتجعات ولا قبلها؟ يوم الطلب ولا يوم الفاتورة؟». الخلاف هيظهر فورًا.</w:t>
+      </w:r>
+    </w:p>
+    <w:p>
+      <w:pPr>
+        <w:keepNext w:val="false"/>
+        <w:keepLines/>
+        <w:pBdr>
           <w:right w:val="single" w:color="1D3A6B" w:sz="18" w:space="8"/>
         </w:pBdr>
         <w:shd w:fill="EEF1F8" w:color="auto" w:val="clear"/>
@@ -2894,6 +3123,161 @@
           <w:rtl/>
         </w:rPr>
         <w:t xml:space="preserve">كرّر بسرعة مع كارت «عميل نشط». (اشترى الشهر ده؟ السنة دي؟ عنده حساب مفتوح؟)</w:t>
+      </w:r>
+    </w:p>
+    <w:p>
+      <w:pPr>
+        <w:keepNext w:val="false"/>
+        <w:keepLines/>
+        <w:pBdr>
+          <w:right w:val="single" w:color="1D3A6B" w:sz="18" w:space="8"/>
+        </w:pBdr>
+        <w:shd w:fill="EEF1F8" w:color="auto" w:val="clear"/>
+        <w:bidi/>
+        <w:spacing w:after="140" w:before="0" w:line="300"/>
+      </w:pPr>
+      <w:r>
+        <w:rPr>
+          <w:rFonts w:ascii="Arial" w:cs="Arial" w:eastAsia="Arial" w:hAnsi="Arial"/>
+          <w:b/>
+          <w:bCs/>
+          <w:i w:val="false"/>
+          <w:color w:val="1D3A6B"/>
+          <w:sz w:val="22"/>
+          <w:szCs w:val="22"/>
+          <w:rtl/>
+        </w:rPr>
+        <w:t xml:space="preserve">اسأل القاعة:  </w:t>
+      </w:r>
+      <w:r>
+        <w:rPr>
+          <w:rFonts w:ascii="Arial" w:cs="Arial" w:eastAsia="Arial" w:hAnsi="Arial"/>
+          <w:b/>
+          <w:bCs/>
+          <w:i w:val="false"/>
+          <w:sz w:val="23"/>
+          <w:szCs w:val="23"/>
+          <w:rtl/>
+        </w:rPr>
+        <w:t xml:space="preserve">طب إيه اللي بيحصل في الاجتماع لما المبيعات تقول الرقم ده والمالية تقول رقم تاني؟</w:t>
+      </w:r>
+    </w:p>
+    <w:p>
+      <w:pPr>
+        <w:keepNext/>
+        <w:keepLines/>
+        <w:pBdr>
+          <w:right w:val="single" w:color="1D3A6B" w:sz="18" w:space="8"/>
+        </w:pBdr>
+        <w:shd w:fill="EEF1F8" w:color="auto" w:val="clear"/>
+        <w:bidi/>
+        <w:spacing w:after="0" w:before="0" w:line="300"/>
+      </w:pPr>
+      <w:r>
+        <w:rPr>
+          <w:rFonts w:ascii="Arial" w:cs="Arial" w:eastAsia="Arial" w:hAnsi="Arial"/>
+          <w:b/>
+          <w:bCs/>
+          <w:i w:val="false"/>
+          <w:color w:val="1D3A6B"/>
+          <w:sz w:val="22"/>
+          <w:szCs w:val="22"/>
+          <w:rtl/>
+        </w:rPr>
+        <w:t xml:space="preserve">إجابات متوقعة:  </w:t>
+      </w:r>
+      <w:r>
+        <w:rPr>
+          <w:rFonts w:ascii="Arial" w:cs="Arial" w:eastAsia="Arial" w:hAnsi="Arial"/>
+          <w:b w:val="false"/>
+          <w:i w:val="false"/>
+          <w:sz w:val="23"/>
+          <w:szCs w:val="23"/>
+          <w:rtl/>
+        </w:rPr>
+        <w:t xml:space="preserve">خناقة</w:t>
+      </w:r>
+    </w:p>
+    <w:p>
+      <w:pPr>
+        <w:keepNext/>
+        <w:keepLines/>
+        <w:pBdr>
+          <w:right w:val="single" w:color="1D3A6B" w:sz="18" w:space="8"/>
+        </w:pBdr>
+        <w:shd w:fill="EEF1F8" w:color="auto" w:val="clear"/>
+        <w:bidi/>
+        <w:spacing w:after="0" w:before="0" w:line="300"/>
+      </w:pPr>
+      <w:r>
+        <w:rPr>
+          <w:rFonts w:ascii="Arial" w:cs="Arial" w:eastAsia="Arial" w:hAnsi="Arial"/>
+          <w:b w:val="false"/>
+          <w:i w:val="false"/>
+          <w:sz w:val="23"/>
+          <w:szCs w:val="23"/>
+          <w:rtl/>
+        </w:rPr>
+        <w:t xml:space="preserve">كل واحد يدافع عن رقمه</w:t>
+      </w:r>
+    </w:p>
+    <w:p>
+      <w:pPr>
+        <w:keepNext w:val="false"/>
+        <w:keepLines/>
+        <w:pBdr>
+          <w:right w:val="single" w:color="1D3A6B" w:sz="18" w:space="8"/>
+        </w:pBdr>
+        <w:shd w:fill="EEF1F8" w:color="auto" w:val="clear"/>
+        <w:bidi/>
+        <w:spacing w:after="140" w:before="0" w:line="300"/>
+      </w:pPr>
+      <w:r>
+        <w:rPr>
+          <w:rFonts w:ascii="Arial" w:cs="Arial" w:eastAsia="Arial" w:hAnsi="Arial"/>
+          <w:b w:val="false"/>
+          <w:i w:val="false"/>
+          <w:sz w:val="23"/>
+          <w:szCs w:val="23"/>
+          <w:rtl/>
+        </w:rPr>
+        <w:t xml:space="preserve">الاجتماع يضيع</w:t>
+      </w:r>
+    </w:p>
+    <w:p>
+      <w:pPr>
+        <w:keepNext w:val="false"/>
+        <w:keepLines/>
+        <w:pBdr>
+          <w:right w:val="single" w:color="0E4F4B" w:sz="18" w:space="8"/>
+        </w:pBdr>
+        <w:shd w:fill="FFFFFF" w:color="auto" w:val="clear"/>
+        <w:bidi/>
+        <w:spacing w:after="140" w:before="0" w:line="300"/>
+      </w:pPr>
+      <w:r>
+        <w:rPr>
+          <w:rFonts w:ascii="Arial" w:cs="Arial" w:eastAsia="Arial" w:hAnsi="Arial"/>
+          <w:b/>
+          <w:bCs/>
+          <w:i w:val="false"/>
+          <w:color w:val="0E4F4B"/>
+          <w:sz w:val="22"/>
+          <w:szCs w:val="22"/>
+          <w:rtl/>
+        </w:rPr>
+        <w:t xml:space="preserve">وبعدها تقول:  </w:t>
+      </w:r>
+      <w:r>
+        <w:rPr>
+          <w:rFonts w:ascii="Arial" w:cs="Arial" w:eastAsia="Arial" w:hAnsi="Arial"/>
+          <w:b w:val="false"/>
+          <w:i w:val="false"/>
+          <w:sz w:val="23"/>
+          <w:szCs w:val="23"/>
+          <w:rtl/>
+        </w:rPr>
+        <w:t xml:space="preserve">وفي الآخر حد يقول «نراجع الأرقام ونرجع الأسبوع الجاي». وأسبوع كامل ضاع على خلاف في تعريف.</w:t>
       </w:r>
     </w:p>
     <w:p>
@@ -3102,6 +3486,138 @@
           <w:rtl/>
         </w:rPr>
         <w:t xml:space="preserve">الأداة بتحل خطوة واحدة. تنظّف ملف، أو تعمل تقرير، أو تبعت إشعار. ولما تخلص، بيستنى إنسان ياخد ناتجها ويحطه في الأداة اللي بعدها.</w:t>
+      </w:r>
+    </w:p>
+    <w:p>
+      <w:pPr>
+        <w:keepNext w:val="false"/>
+        <w:keepLines/>
+        <w:pBdr>
+          <w:right w:val="single" w:color="1D3A6B" w:sz="18" w:space="8"/>
+        </w:pBdr>
+        <w:shd w:fill="EEF1F8" w:color="auto" w:val="clear"/>
+        <w:bidi/>
+        <w:spacing w:after="140" w:before="0" w:line="300"/>
+      </w:pPr>
+      <w:r>
+        <w:rPr>
+          <w:rFonts w:ascii="Arial" w:cs="Arial" w:eastAsia="Arial" w:hAnsi="Arial"/>
+          <w:b/>
+          <w:bCs/>
+          <w:i w:val="false"/>
+          <w:color w:val="1D3A6B"/>
+          <w:sz w:val="22"/>
+          <w:szCs w:val="22"/>
+          <w:rtl/>
+        </w:rPr>
+        <w:t xml:space="preserve">اسأل القاعة:  </w:t>
+      </w:r>
+      <w:r>
+        <w:rPr>
+          <w:rFonts w:ascii="Arial" w:cs="Arial" w:eastAsia="Arial" w:hAnsi="Arial"/>
+          <w:b/>
+          <w:bCs/>
+          <w:i w:val="false"/>
+          <w:sz w:val="23"/>
+          <w:szCs w:val="23"/>
+          <w:rtl/>
+        </w:rPr>
+        <w:t xml:space="preserve">فكّروا في الأدوات اللي عملتوها: الزرار، الأداة، اللوحة. كل واحدة شغالة لوحدها كويس. مين بينقل ناتج الزرار للأداة؟ ومين بينقل ناتج الأداة للوحة؟</w:t>
+      </w:r>
+    </w:p>
+    <w:p>
+      <w:pPr>
+        <w:keepNext/>
+        <w:keepLines/>
+        <w:pBdr>
+          <w:right w:val="single" w:color="1D3A6B" w:sz="18" w:space="8"/>
+        </w:pBdr>
+        <w:shd w:fill="EEF1F8" w:color="auto" w:val="clear"/>
+        <w:bidi/>
+        <w:spacing w:after="0" w:before="0" w:line="300"/>
+      </w:pPr>
+      <w:r>
+        <w:rPr>
+          <w:rFonts w:ascii="Arial" w:cs="Arial" w:eastAsia="Arial" w:hAnsi="Arial"/>
+          <w:b/>
+          <w:bCs/>
+          <w:i w:val="false"/>
+          <w:color w:val="1D3A6B"/>
+          <w:sz w:val="22"/>
+          <w:szCs w:val="22"/>
+          <w:rtl/>
+        </w:rPr>
+        <w:t xml:space="preserve">إجابات متوقعة:  </w:t>
+      </w:r>
+      <w:r>
+        <w:rPr>
+          <w:rFonts w:ascii="Arial" w:cs="Arial" w:eastAsia="Arial" w:hAnsi="Arial"/>
+          <w:b w:val="false"/>
+          <w:i w:val="false"/>
+          <w:sz w:val="23"/>
+          <w:szCs w:val="23"/>
+          <w:rtl/>
+        </w:rPr>
+        <w:t xml:space="preserve">إحنا</w:t>
+      </w:r>
+    </w:p>
+    <w:p>
+      <w:pPr>
+        <w:keepNext w:val="false"/>
+        <w:keepLines/>
+        <w:pBdr>
+          <w:right w:val="single" w:color="1D3A6B" w:sz="18" w:space="8"/>
+        </w:pBdr>
+        <w:shd w:fill="EEF1F8" w:color="auto" w:val="clear"/>
+        <w:bidi/>
+        <w:spacing w:after="140" w:before="0" w:line="300"/>
+      </w:pPr>
+      <w:r>
+        <w:rPr>
+          <w:rFonts w:ascii="Arial" w:cs="Arial" w:eastAsia="Arial" w:hAnsi="Arial"/>
+          <w:b w:val="false"/>
+          <w:i w:val="false"/>
+          <w:sz w:val="23"/>
+          <w:szCs w:val="23"/>
+          <w:rtl/>
+        </w:rPr>
+        <w:t xml:space="preserve">بإيدنا</w:t>
+      </w:r>
+    </w:p>
+    <w:p>
+      <w:pPr>
+        <w:keepNext w:val="false"/>
+        <w:keepLines/>
+        <w:pBdr>
+          <w:right w:val="single" w:color="0E4F4B" w:sz="18" w:space="8"/>
+        </w:pBdr>
+        <w:shd w:fill="FFFFFF" w:color="auto" w:val="clear"/>
+        <w:bidi/>
+        <w:spacing w:after="140" w:before="0" w:line="300"/>
+      </w:pPr>
+      <w:r>
+        <w:rPr>
+          <w:rFonts w:ascii="Arial" w:cs="Arial" w:eastAsia="Arial" w:hAnsi="Arial"/>
+          <w:b/>
+          <w:bCs/>
+          <w:i w:val="false"/>
+          <w:color w:val="0E4F4B"/>
+          <w:sz w:val="22"/>
+          <w:szCs w:val="22"/>
+          <w:rtl/>
+        </w:rPr>
+        <w:t xml:space="preserve">وبعدها تقول:  </w:t>
+      </w:r>
+      <w:r>
+        <w:rPr>
+          <w:rFonts w:ascii="Arial" w:cs="Arial" w:eastAsia="Arial" w:hAnsi="Arial"/>
+          <w:b w:val="false"/>
+          <w:i w:val="false"/>
+          <w:sz w:val="23"/>
+          <w:szCs w:val="23"/>
+          <w:rtl/>
+        </w:rPr>
+        <w:t xml:space="preserve">بالظبط. إنتم لسه «الساعي» بين الأدوات. والنظام بيشيل الساعي ده.</w:t>
       </w:r>
     </w:p>
     <w:p>
@@ -4058,6 +4574,42 @@
     </w:p>
     <w:p>
       <w:pPr>
+        <w:keepNext w:val="false"/>
+        <w:keepLines/>
+        <w:pBdr>
+          <w:right w:val="single" w:color="0E4F4B" w:sz="18" w:space="8"/>
+        </w:pBdr>
+        <w:shd w:fill="FFFFFF" w:color="auto" w:val="clear"/>
+        <w:bidi/>
+        <w:spacing w:after="140" w:before="0" w:line="300"/>
+      </w:pPr>
+      <w:r>
+        <w:rPr>
+          <w:rFonts w:ascii="Arial" w:cs="Arial" w:eastAsia="Arial" w:hAnsi="Arial"/>
+          <w:b/>
+          <w:bCs/>
+          <w:i w:val="false"/>
+          <w:color w:val="0E4F4B"/>
+          <w:sz w:val="22"/>
+          <w:szCs w:val="22"/>
+          <w:rtl/>
+        </w:rPr>
+        <w:t xml:space="preserve">تقول:  </w:t>
+      </w:r>
+      <w:r>
+        <w:rPr>
+          <w:rFonts w:ascii="Arial" w:cs="Arial" w:eastAsia="Arial" w:hAnsi="Arial"/>
+          <w:b w:val="false"/>
+          <w:i w:val="false"/>
+          <w:sz w:val="23"/>
+          <w:szCs w:val="23"/>
+          <w:rtl/>
+        </w:rPr>
+        <w:t xml:space="preserve">مثال: لوحة بتقولك «المخزون من المنتج الفلاني قرّب يخلص». حلو. بس لو محدش فتح اللوحة النهارده؟ النظام الكامل بيبعت إيميل لمسؤول المشتريات لوحده: «المخزون أقل من الحد، اضغط هنا لطلب الكمية». ده الفرق بين عرض وإجراء.</w:t>
+      </w:r>
+    </w:p>
+    <w:p>
+      <w:pPr>
         <w:pStyle w:val="Heading2"/>
         <w:keepNext/>
         <w:bidi/>
@@ -4498,6 +5050,79 @@
     </w:p>
     <w:p>
       <w:pPr>
+        <w:keepNext w:val="false"/>
+        <w:keepLines/>
+        <w:pBdr>
+          <w:right w:val="single" w:color="5B2A45" w:sz="18" w:space="8"/>
+        </w:pBdr>
+        <w:shd w:fill="F6EEF3" w:color="auto" w:val="clear"/>
+        <w:bidi/>
+        <w:spacing w:after="140" w:before="0" w:line="300"/>
+      </w:pPr>
+      <w:r>
+        <w:rPr>
+          <w:rFonts w:ascii="Arial" w:cs="Arial" w:eastAsia="Arial" w:hAnsi="Arial"/>
+          <w:b/>
+          <w:bCs/>
+          <w:i w:val="false"/>
+          <w:color w:val="5B2A45"/>
+          <w:sz w:val="22"/>
+          <w:szCs w:val="22"/>
+          <w:rtl/>
+        </w:rPr>
+        <w:t xml:space="preserve">لو اتسألت:  </w:t>
+      </w:r>
+      <w:r>
+        <w:rPr>
+          <w:rFonts w:ascii="Arial" w:cs="Arial" w:eastAsia="Arial" w:hAnsi="Arial"/>
+          <w:b/>
+          <w:bCs/>
+          <w:i w:val="false"/>
+          <w:sz w:val="23"/>
+          <w:szCs w:val="23"/>
+          <w:rtl/>
+        </w:rPr>
+        <w:t xml:space="preserve">يعني لازم نشتري نظام جديد عشان نعمل ده؟</w:t>
+      </w:r>
+    </w:p>
+    <w:p>
+      <w:pPr>
+        <w:keepNext w:val="false"/>
+        <w:keepLines/>
+        <w:pBdr>
+          <w:right w:val="single" w:color="5B2A45" w:sz="18" w:space="8"/>
+        </w:pBdr>
+        <w:shd w:fill="F6EEF3" w:color="auto" w:val="clear"/>
+        <w:bidi/>
+        <w:spacing w:after="140" w:before="0" w:line="300"/>
+      </w:pPr>
+      <w:r>
+        <w:rPr>
+          <w:rFonts w:ascii="Arial" w:cs="Arial" w:eastAsia="Arial" w:hAnsi="Arial"/>
+          <w:b/>
+          <w:bCs/>
+          <w:i w:val="false"/>
+          <w:color w:val="5B2A45"/>
+          <w:sz w:val="22"/>
+          <w:szCs w:val="22"/>
+          <w:rtl/>
+        </w:rPr>
+        <w:t xml:space="preserve">ترد:  </w:t>
+      </w:r>
+      <w:r>
+        <w:rPr>
+          <w:rFonts w:ascii="Arial" w:cs="Arial" w:eastAsia="Arial" w:hAnsi="Arial"/>
+          <w:b w:val="false"/>
+          <w:i w:val="false"/>
+          <w:sz w:val="23"/>
+          <w:szCs w:val="23"/>
+          <w:rtl/>
+        </w:rPr>
+        <w:t xml:space="preserve">لأ. الطبقات الخمسة ممكن تتبني بالأدوات اللي اتعلمتوها: فولدر فيه الملفات (مصادر)، أداة Python (تجميع وقواعد)، أداة محادثة (ذكاء)، ولوحة وإيميل (عرض وإجراء). الأنظمة الكبيرة بتيجي بعدين لما الفكرة تثبت.</w:t>
+      </w:r>
+    </w:p>
+    <w:p>
+      <w:pPr>
         <w:bidi/>
         <w:spacing w:after="100" w:before="0" w:line="300"/>
       </w:pPr>
@@ -4686,7 +5311,7 @@
           <w:szCs w:val="23"/>
           <w:rtl/>
         </w:rPr>
-        <w:t xml:space="preserve">مع كل خطوة فيها «حد بينسخ أو يبعت أو ينقل بإيده»، حط نقطة حمرا.</w:t>
+        <w:t xml:space="preserve">وإنت بترسم، اسأل القاعة في كل خطوة: «وبعدين؟ الورقة دي بتروح فين؟ ومين بيحطها هناك؟». خلّيهم هم اللي يكملوا العملية.</w:t>
       </w:r>
     </w:p>
     <w:p>
@@ -4694,9 +5319,9 @@
         <w:keepNext w:val="false"/>
         <w:keepLines/>
         <w:pBdr>
-          <w:right w:val="single" w:color="1D3A6B" w:sz="18" w:space="8"/>
-        </w:pBdr>
-        <w:shd w:fill="EEF1F8" w:color="auto" w:val="clear"/>
+          <w:right w:val="single" w:color="9A5B12" w:sz="18" w:space="8"/>
+        </w:pBdr>
+        <w:shd w:fill="FBF3E4" w:color="auto" w:val="clear"/>
         <w:bidi/>
         <w:spacing w:after="140" w:before="0" w:line="300"/>
       </w:pPr>
@@ -4706,24 +5331,23 @@
           <w:b/>
           <w:bCs/>
           <w:i w:val="false"/>
-          <w:color w:val="1D3A6B"/>
-          <w:sz w:val="22"/>
-          <w:szCs w:val="22"/>
-          <w:rtl/>
-        </w:rPr>
-        <w:t xml:space="preserve">اسأل القاعة:  </w:t>
-      </w:r>
-      <w:r>
-        <w:rPr>
-          <w:rFonts w:ascii="Arial" w:cs="Arial" w:eastAsia="Arial" w:hAnsi="Arial"/>
-          <w:b/>
-          <w:bCs/>
-          <w:i w:val="false"/>
-          <w:sz w:val="23"/>
-          <w:szCs w:val="23"/>
-          <w:rtl/>
-        </w:rPr>
-        <w:t xml:space="preserve">كام نقطة حمرا؟</w:t>
+          <w:color w:val="9A5B12"/>
+          <w:sz w:val="22"/>
+          <w:szCs w:val="22"/>
+          <w:rtl/>
+        </w:rPr>
+        <w:t xml:space="preserve">حيلة ذكية (الرسم المشترك):  </w:t>
+      </w:r>
+      <w:r>
+        <w:rPr>
+          <w:rFonts w:ascii="Arial" w:cs="Arial" w:eastAsia="Arial" w:hAnsi="Arial"/>
+          <w:b w:val="false"/>
+          <w:i w:val="false"/>
+          <w:sz w:val="23"/>
+          <w:szCs w:val="23"/>
+          <w:rtl/>
+        </w:rPr>
+        <w:t xml:space="preserve">لما القاعة هي اللي بتكمل الرسمة، بيتعلموا طريقة التفكير («وبعدين بتروح فين؟») قبل ما يشتغلوا لوحدهم. وده أهم من الرسمة نفسها.</w:t>
       </w:r>
     </w:p>
     <w:p>
@@ -4731,9 +5355,9 @@
         <w:keepNext w:val="false"/>
         <w:keepLines/>
         <w:pBdr>
-          <w:right w:val="single" w:color="1D3A6B" w:sz="18" w:space="8"/>
-        </w:pBdr>
-        <w:shd w:fill="EEF1F8" w:color="auto" w:val="clear"/>
+          <w:right w:val="single" w:color="555555" w:sz="18" w:space="8"/>
+        </w:pBdr>
+        <w:shd w:fill="EEF2F1" w:color="auto" w:val="clear"/>
         <w:bidi/>
         <w:spacing w:after="140" w:before="0" w:line="300"/>
       </w:pPr>
@@ -4743,23 +5367,23 @@
           <w:b/>
           <w:bCs/>
           <w:i w:val="false"/>
-          <w:color w:val="1D3A6B"/>
-          <w:sz w:val="22"/>
-          <w:szCs w:val="22"/>
-          <w:rtl/>
-        </w:rPr>
-        <w:t xml:space="preserve">إجابات متوقعة:  </w:t>
-      </w:r>
-      <w:r>
-        <w:rPr>
-          <w:rFonts w:ascii="Arial" w:cs="Arial" w:eastAsia="Arial" w:hAnsi="Arial"/>
-          <w:b w:val="false"/>
-          <w:i w:val="false"/>
-          <w:sz w:val="23"/>
-          <w:szCs w:val="23"/>
-          <w:rtl/>
-        </w:rPr>
-        <w:t xml:space="preserve">٨ أو ٩ غالبًا</w:t>
+          <w:color w:val="555555"/>
+          <w:sz w:val="22"/>
+          <w:szCs w:val="22"/>
+          <w:rtl/>
+        </w:rPr>
+        <w:t xml:space="preserve">على الشاشة / اعمل:  </w:t>
+      </w:r>
+      <w:r>
+        <w:rPr>
+          <w:rFonts w:ascii="Arial" w:cs="Arial" w:eastAsia="Arial" w:hAnsi="Arial"/>
+          <w:b w:val="false"/>
+          <w:i w:val="false"/>
+          <w:sz w:val="23"/>
+          <w:szCs w:val="23"/>
+          <w:rtl/>
+        </w:rPr>
+        <w:t xml:space="preserve">مع كل خطوة فيها «حد بينسخ أو يبعت أو ينقل بإيده»، حط نقطة حمرا.</w:t>
       </w:r>
     </w:p>
     <w:p>
@@ -4767,6 +5391,79 @@
         <w:keepNext w:val="false"/>
         <w:keepLines/>
         <w:pBdr>
+          <w:right w:val="single" w:color="1D3A6B" w:sz="18" w:space="8"/>
+        </w:pBdr>
+        <w:shd w:fill="EEF1F8" w:color="auto" w:val="clear"/>
+        <w:bidi/>
+        <w:spacing w:after="140" w:before="0" w:line="300"/>
+      </w:pPr>
+      <w:r>
+        <w:rPr>
+          <w:rFonts w:ascii="Arial" w:cs="Arial" w:eastAsia="Arial" w:hAnsi="Arial"/>
+          <w:b/>
+          <w:bCs/>
+          <w:i w:val="false"/>
+          <w:color w:val="1D3A6B"/>
+          <w:sz w:val="22"/>
+          <w:szCs w:val="22"/>
+          <w:rtl/>
+        </w:rPr>
+        <w:t xml:space="preserve">اسأل القاعة:  </w:t>
+      </w:r>
+      <w:r>
+        <w:rPr>
+          <w:rFonts w:ascii="Arial" w:cs="Arial" w:eastAsia="Arial" w:hAnsi="Arial"/>
+          <w:b/>
+          <w:bCs/>
+          <w:i w:val="false"/>
+          <w:sz w:val="23"/>
+          <w:szCs w:val="23"/>
+          <w:rtl/>
+        </w:rPr>
+        <w:t xml:space="preserve">كام نقطة حمرا؟</w:t>
+      </w:r>
+    </w:p>
+    <w:p>
+      <w:pPr>
+        <w:keepNext w:val="false"/>
+        <w:keepLines/>
+        <w:pBdr>
+          <w:right w:val="single" w:color="1D3A6B" w:sz="18" w:space="8"/>
+        </w:pBdr>
+        <w:shd w:fill="EEF1F8" w:color="auto" w:val="clear"/>
+        <w:bidi/>
+        <w:spacing w:after="140" w:before="0" w:line="300"/>
+      </w:pPr>
+      <w:r>
+        <w:rPr>
+          <w:rFonts w:ascii="Arial" w:cs="Arial" w:eastAsia="Arial" w:hAnsi="Arial"/>
+          <w:b/>
+          <w:bCs/>
+          <w:i w:val="false"/>
+          <w:color w:val="1D3A6B"/>
+          <w:sz w:val="22"/>
+          <w:szCs w:val="22"/>
+          <w:rtl/>
+        </w:rPr>
+        <w:t xml:space="preserve">إجابات متوقعة:  </w:t>
+      </w:r>
+      <w:r>
+        <w:rPr>
+          <w:rFonts w:ascii="Arial" w:cs="Arial" w:eastAsia="Arial" w:hAnsi="Arial"/>
+          <w:b w:val="false"/>
+          <w:i w:val="false"/>
+          <w:sz w:val="23"/>
+          <w:szCs w:val="23"/>
+          <w:rtl/>
+        </w:rPr>
+        <w:t xml:space="preserve">٨ أو ٩ غالبًا</w:t>
+      </w:r>
+    </w:p>
+    <w:p>
+      <w:pPr>
+        <w:keepNext w:val="false"/>
+        <w:keepLines/>
+        <w:pBdr>
           <w:right w:val="single" w:color="0E4F4B" w:sz="18" w:space="8"/>
         </w:pBdr>
         <w:shd w:fill="FFFFFF" w:color="auto" w:val="clear"/>
@@ -4796,6 +5493,42 @@
           <w:rtl/>
         </w:rPr>
         <w:t xml:space="preserve">كل نقطة حمرا دي: نقطة تأخير، ومكان ممكن حد يغلط فيه، واعتماد على شخص معيّن. لو هو في إجازة، العملية كلها بتقف.</w:t>
+      </w:r>
+    </w:p>
+    <w:p>
+      <w:pPr>
+        <w:keepNext w:val="false"/>
+        <w:keepLines/>
+        <w:pBdr>
+          <w:right w:val="single" w:color="0E4F4B" w:sz="18" w:space="8"/>
+        </w:pBdr>
+        <w:shd w:fill="FFFFFF" w:color="auto" w:val="clear"/>
+        <w:bidi/>
+        <w:spacing w:after="140" w:before="0" w:line="300"/>
+      </w:pPr>
+      <w:r>
+        <w:rPr>
+          <w:rFonts w:ascii="Arial" w:cs="Arial" w:eastAsia="Arial" w:hAnsi="Arial"/>
+          <w:b/>
+          <w:bCs/>
+          <w:i w:val="false"/>
+          <w:color w:val="0E4F4B"/>
+          <w:sz w:val="22"/>
+          <w:szCs w:val="22"/>
+          <w:rtl/>
+        </w:rPr>
+        <w:t xml:space="preserve">تقول:  </w:t>
+      </w:r>
+      <w:r>
+        <w:rPr>
+          <w:rFonts w:ascii="Arial" w:cs="Arial" w:eastAsia="Arial" w:hAnsi="Arial"/>
+          <w:b w:val="false"/>
+          <w:i w:val="false"/>
+          <w:sz w:val="23"/>
+          <w:szCs w:val="23"/>
+          <w:rtl/>
+        </w:rPr>
+        <w:t xml:space="preserve">وفيه حاجة كمان مهمة: الخطوة ١٤. «الموظف يسأل: الحاجة وصلت؟». محدش بيبلّغه. دي مش نقلة يدوية، دي «فجوة». المعلومة موجودة عند المخازن، بس مابتوصلش للي محتاجها. الفجوات دي مصدر قلق وإيميلات وتليفونات مالهاش لازمة.</w:t>
       </w:r>
     </w:p>
     <w:p>
@@ -5071,6 +5804,114 @@
         <w:keepNext w:val="false"/>
         <w:keepLines/>
         <w:pBdr>
+          <w:right w:val="single" w:color="9B2C2C" w:sz="18" w:space="8"/>
+        </w:pBdr>
+        <w:shd w:fill="FBEAEA" w:color="auto" w:val="clear"/>
+        <w:bidi/>
+        <w:spacing w:after="140" w:before="0" w:line="300"/>
+      </w:pPr>
+      <w:r>
+        <w:rPr>
+          <w:rFonts w:ascii="Arial" w:cs="Arial" w:eastAsia="Arial" w:hAnsi="Arial"/>
+          <w:b/>
+          <w:bCs/>
+          <w:i w:val="false"/>
+          <w:color w:val="9B2C2C"/>
+          <w:sz w:val="22"/>
+          <w:szCs w:val="22"/>
+          <w:rtl/>
+        </w:rPr>
+        <w:t xml:space="preserve">لو حصل:  </w:t>
+      </w:r>
+      <w:r>
+        <w:rPr>
+          <w:rFonts w:ascii="Arial" w:cs="Arial" w:eastAsia="Arial" w:hAnsi="Arial"/>
+          <w:b w:val="false"/>
+          <w:i w:val="false"/>
+          <w:sz w:val="23"/>
+          <w:szCs w:val="23"/>
+          <w:rtl/>
+        </w:rPr>
+        <w:t xml:space="preserve">فريق بيرسم العملية «زي ما المفروض»: قول: «لأ، زي ما بتحصل فعلًا. لو فيه خطوة المفروض بتحصل بس محدش بيعملها، اكتبوها وحطوا عليها علامة استفهام».</w:t>
+      </w:r>
+    </w:p>
+    <w:p>
+      <w:pPr>
+        <w:keepNext w:val="false"/>
+        <w:keepLines/>
+        <w:pBdr>
+          <w:right w:val="single" w:color="9B2C2C" w:sz="18" w:space="8"/>
+        </w:pBdr>
+        <w:shd w:fill="FBEAEA" w:color="auto" w:val="clear"/>
+        <w:bidi/>
+        <w:spacing w:after="140" w:before="0" w:line="300"/>
+      </w:pPr>
+      <w:r>
+        <w:rPr>
+          <w:rFonts w:ascii="Arial" w:cs="Arial" w:eastAsia="Arial" w:hAnsi="Arial"/>
+          <w:b/>
+          <w:bCs/>
+          <w:i w:val="false"/>
+          <w:color w:val="9B2C2C"/>
+          <w:sz w:val="22"/>
+          <w:szCs w:val="22"/>
+          <w:rtl/>
+        </w:rPr>
+        <w:t xml:space="preserve">لو حصل:  </w:t>
+      </w:r>
+      <w:r>
+        <w:rPr>
+          <w:rFonts w:ascii="Arial" w:cs="Arial" w:eastAsia="Arial" w:hAnsi="Arial"/>
+          <w:b w:val="false"/>
+          <w:i w:val="false"/>
+          <w:sz w:val="23"/>
+          <w:szCs w:val="23"/>
+          <w:rtl/>
+        </w:rPr>
+        <w:t xml:space="preserve">فريق مختلف على العملية نفسها (كل واحد بيعملها بطريقة): «ممتاز! ده اكتشاف. العملية مش موحدة أصلًا. ارسموا الطريقتين».</w:t>
+      </w:r>
+    </w:p>
+    <w:p>
+      <w:pPr>
+        <w:keepNext w:val="false"/>
+        <w:keepLines/>
+        <w:pBdr>
+          <w:right w:val="single" w:color="9B2C2C" w:sz="18" w:space="8"/>
+        </w:pBdr>
+        <w:shd w:fill="FBEAEA" w:color="auto" w:val="clear"/>
+        <w:bidi/>
+        <w:spacing w:after="140" w:before="0" w:line="300"/>
+      </w:pPr>
+      <w:r>
+        <w:rPr>
+          <w:rFonts w:ascii="Arial" w:cs="Arial" w:eastAsia="Arial" w:hAnsi="Arial"/>
+          <w:b/>
+          <w:bCs/>
+          <w:i w:val="false"/>
+          <w:color w:val="9B2C2C"/>
+          <w:sz w:val="22"/>
+          <w:szCs w:val="22"/>
+          <w:rtl/>
+        </w:rPr>
+        <w:t xml:space="preserve">لو حصل:  </w:t>
+      </w:r>
+      <w:r>
+        <w:rPr>
+          <w:rFonts w:ascii="Arial" w:cs="Arial" w:eastAsia="Arial" w:hAnsi="Arial"/>
+          <w:b w:val="false"/>
+          <w:i w:val="false"/>
+          <w:sz w:val="23"/>
+          <w:szCs w:val="23"/>
+          <w:rtl/>
+        </w:rPr>
+        <w:t xml:space="preserve">فريق خلّص بسرعة: «احسبوا: لو كل نقطة حمرا بتاخد ١٠ دقايق وبتتكرر ٢٠ مرة في الشهر، ده كام ساعة؟».</w:t>
+      </w:r>
+    </w:p>
+    <w:p>
+      <w:pPr>
+        <w:keepNext w:val="false"/>
+        <w:keepLines/>
+        <w:pBdr>
           <w:right w:val="single" w:color="9A5B12" w:sz="18" w:space="8"/>
         </w:pBdr>
         <w:shd w:fill="FBF3E4" w:color="auto" w:val="clear"/>
@@ -5197,6 +6038,78 @@
     </w:p>
     <w:p>
       <w:pPr>
+        <w:keepNext w:val="false"/>
+        <w:keepLines/>
+        <w:pBdr>
+          <w:right w:val="single" w:color="0E4F4B" w:sz="18" w:space="8"/>
+        </w:pBdr>
+        <w:shd w:fill="FFFFFF" w:color="auto" w:val="clear"/>
+        <w:bidi/>
+        <w:spacing w:after="140" w:before="0" w:line="300"/>
+      </w:pPr>
+      <w:r>
+        <w:rPr>
+          <w:rFonts w:ascii="Arial" w:cs="Arial" w:eastAsia="Arial" w:hAnsi="Arial"/>
+          <w:b/>
+          <w:bCs/>
+          <w:i w:val="false"/>
+          <w:color w:val="0E4F4B"/>
+          <w:sz w:val="22"/>
+          <w:szCs w:val="22"/>
+          <w:rtl/>
+        </w:rPr>
+        <w:t xml:space="preserve">تقول:  </w:t>
+      </w:r>
+      <w:r>
+        <w:rPr>
+          <w:rFonts w:ascii="Arial" w:cs="Arial" w:eastAsia="Arial" w:hAnsi="Arial"/>
+          <w:b w:val="false"/>
+          <w:i w:val="false"/>
+          <w:sz w:val="23"/>
+          <w:szCs w:val="23"/>
+          <w:rtl/>
+        </w:rPr>
+        <w:t xml:space="preserve">إجمالي النقط الحمرا في القاعة: [الرقم]. كل نقطة فيهم فرصة. ومعظمها تقدروا تحلوها بالأدوات اللي اتعلمتوها: زرار، أداة، لوحة، دفتر.</w:t>
+      </w:r>
+    </w:p>
+    <w:p>
+      <w:pPr>
+        <w:keepNext w:val="false"/>
+        <w:keepLines/>
+        <w:pBdr>
+          <w:right w:val="single" w:color="9A5B12" w:sz="18" w:space="8"/>
+        </w:pBdr>
+        <w:shd w:fill="FBF3E4" w:color="auto" w:val="clear"/>
+        <w:bidi/>
+        <w:spacing w:after="140" w:before="0" w:line="300"/>
+      </w:pPr>
+      <w:r>
+        <w:rPr>
+          <w:rFonts w:ascii="Arial" w:cs="Arial" w:eastAsia="Arial" w:hAnsi="Arial"/>
+          <w:b/>
+          <w:bCs/>
+          <w:i w:val="false"/>
+          <w:color w:val="9A5B12"/>
+          <w:sz w:val="22"/>
+          <w:szCs w:val="22"/>
+          <w:rtl/>
+        </w:rPr>
+        <w:t xml:space="preserve">حيلة ذكية (الرقم الجماعي):  </w:t>
+      </w:r>
+      <w:r>
+        <w:rPr>
+          <w:rFonts w:ascii="Arial" w:cs="Arial" w:eastAsia="Arial" w:hAnsi="Arial"/>
+          <w:b w:val="false"/>
+          <w:i w:val="false"/>
+          <w:sz w:val="23"/>
+          <w:szCs w:val="23"/>
+          <w:rtl/>
+        </w:rPr>
+        <w:t xml:space="preserve">جمع النقط الحمرا من كل الفرق بيحول المشكلة من «مشكلة قسمي» لـ «حجم الفرصة في الشركة». وده الرقم اللي ممكن يقولوه للإدارة.</w:t>
+      </w:r>
+    </w:p>
+    <w:p>
+      <w:pPr>
         <w:bidi/>
         <w:spacing w:after="100" w:before="0" w:line="300"/>
       </w:pPr>
@@ -5531,6 +6444,42 @@
           <w:szCs w:val="23"/>
           <w:rtl/>
         </w:rPr>
+        <w:t xml:space="preserve">بصوا على العمود الأخير: «مين يملك تعديل التعريف». ده أهم عمود. لو محدش يملكه، كل قسم هيعدّله على مزاجه، ونرجع للخناقة.</w:t>
+      </w:r>
+    </w:p>
+    <w:p>
+      <w:pPr>
+        <w:keepNext w:val="false"/>
+        <w:keepLines/>
+        <w:pBdr>
+          <w:right w:val="single" w:color="0E4F4B" w:sz="18" w:space="8"/>
+        </w:pBdr>
+        <w:shd w:fill="FFFFFF" w:color="auto" w:val="clear"/>
+        <w:bidi/>
+        <w:spacing w:after="140" w:before="0" w:line="300"/>
+      </w:pPr>
+      <w:r>
+        <w:rPr>
+          <w:rFonts w:ascii="Arial" w:cs="Arial" w:eastAsia="Arial" w:hAnsi="Arial"/>
+          <w:b/>
+          <w:bCs/>
+          <w:i w:val="false"/>
+          <w:color w:val="0E4F4B"/>
+          <w:sz w:val="22"/>
+          <w:szCs w:val="22"/>
+          <w:rtl/>
+        </w:rPr>
+        <w:t xml:space="preserve">تقول:  </w:t>
+      </w:r>
+      <w:r>
+        <w:rPr>
+          <w:rFonts w:ascii="Arial" w:cs="Arial" w:eastAsia="Arial" w:hAnsi="Arial"/>
+          <w:b w:val="false"/>
+          <w:i w:val="false"/>
+          <w:sz w:val="23"/>
+          <w:szCs w:val="23"/>
+          <w:rtl/>
+        </w:rPr>
         <w:t xml:space="preserve">الجدول ده، لو اتعتمد من الإدارة، هيلغي نص خناقات الاجتماعات.</w:t>
       </w:r>
     </w:p>
@@ -5625,6 +6574,161 @@
           <w:rtl/>
         </w:rPr>
         <w:t xml:space="preserve">الطريق الصح: اختار عملية واحدة صغيرة، وابنِ لها الطبقات الخمسة كلها لحد الإشعار والقرار. عمق مش عرض.</w:t>
+      </w:r>
+    </w:p>
+    <w:p>
+      <w:pPr>
+        <w:keepNext w:val="false"/>
+        <w:keepLines/>
+        <w:pBdr>
+          <w:right w:val="single" w:color="1D3A6B" w:sz="18" w:space="8"/>
+        </w:pBdr>
+        <w:shd w:fill="EEF1F8" w:color="auto" w:val="clear"/>
+        <w:bidi/>
+        <w:spacing w:after="140" w:before="0" w:line="300"/>
+      </w:pPr>
+      <w:r>
+        <w:rPr>
+          <w:rFonts w:ascii="Arial" w:cs="Arial" w:eastAsia="Arial" w:hAnsi="Arial"/>
+          <w:b/>
+          <w:bCs/>
+          <w:i w:val="false"/>
+          <w:color w:val="1D3A6B"/>
+          <w:sz w:val="22"/>
+          <w:szCs w:val="22"/>
+          <w:rtl/>
+        </w:rPr>
+        <w:t xml:space="preserve">اسأل القاعة:  </w:t>
+      </w:r>
+      <w:r>
+        <w:rPr>
+          <w:rFonts w:ascii="Arial" w:cs="Arial" w:eastAsia="Arial" w:hAnsi="Arial"/>
+          <w:b/>
+          <w:bCs/>
+          <w:i w:val="false"/>
+          <w:sz w:val="23"/>
+          <w:szCs w:val="23"/>
+          <w:rtl/>
+        </w:rPr>
+        <w:t xml:space="preserve">من عملية طلب الشراء، إيه أضيق شريحة ممكن نبدأ بيها؟</w:t>
+      </w:r>
+    </w:p>
+    <w:p>
+      <w:pPr>
+        <w:keepNext/>
+        <w:keepLines/>
+        <w:pBdr>
+          <w:right w:val="single" w:color="1D3A6B" w:sz="18" w:space="8"/>
+        </w:pBdr>
+        <w:shd w:fill="EEF1F8" w:color="auto" w:val="clear"/>
+        <w:bidi/>
+        <w:spacing w:after="0" w:before="0" w:line="300"/>
+      </w:pPr>
+      <w:r>
+        <w:rPr>
+          <w:rFonts w:ascii="Arial" w:cs="Arial" w:eastAsia="Arial" w:hAnsi="Arial"/>
+          <w:b/>
+          <w:bCs/>
+          <w:i w:val="false"/>
+          <w:color w:val="1D3A6B"/>
+          <w:sz w:val="22"/>
+          <w:szCs w:val="22"/>
+          <w:rtl/>
+        </w:rPr>
+        <w:t xml:space="preserve">إجابات متوقعة:  </w:t>
+      </w:r>
+      <w:r>
+        <w:rPr>
+          <w:rFonts w:ascii="Arial" w:cs="Arial" w:eastAsia="Arial" w:hAnsi="Arial"/>
+          <w:b w:val="false"/>
+          <w:i w:val="false"/>
+          <w:sz w:val="23"/>
+          <w:szCs w:val="23"/>
+          <w:rtl/>
+        </w:rPr>
+        <w:t xml:space="preserve">تجميع عروض الأسعار</w:t>
+      </w:r>
+    </w:p>
+    <w:p>
+      <w:pPr>
+        <w:keepNext/>
+        <w:keepLines/>
+        <w:pBdr>
+          <w:right w:val="single" w:color="1D3A6B" w:sz="18" w:space="8"/>
+        </w:pBdr>
+        <w:shd w:fill="EEF1F8" w:color="auto" w:val="clear"/>
+        <w:bidi/>
+        <w:spacing w:after="0" w:before="0" w:line="300"/>
+      </w:pPr>
+      <w:r>
+        <w:rPr>
+          <w:rFonts w:ascii="Arial" w:cs="Arial" w:eastAsia="Arial" w:hAnsi="Arial"/>
+          <w:b w:val="false"/>
+          <w:i w:val="false"/>
+          <w:sz w:val="23"/>
+          <w:szCs w:val="23"/>
+          <w:rtl/>
+        </w:rPr>
+        <w:t xml:space="preserve">إشعار الموظف لما الحاجة توصل</w:t>
+      </w:r>
+    </w:p>
+    <w:p>
+      <w:pPr>
+        <w:keepNext w:val="false"/>
+        <w:keepLines/>
+        <w:pBdr>
+          <w:right w:val="single" w:color="1D3A6B" w:sz="18" w:space="8"/>
+        </w:pBdr>
+        <w:shd w:fill="EEF1F8" w:color="auto" w:val="clear"/>
+        <w:bidi/>
+        <w:spacing w:after="140" w:before="0" w:line="300"/>
+      </w:pPr>
+      <w:r>
+        <w:rPr>
+          <w:rFonts w:ascii="Arial" w:cs="Arial" w:eastAsia="Arial" w:hAnsi="Arial"/>
+          <w:b w:val="false"/>
+          <w:i w:val="false"/>
+          <w:sz w:val="23"/>
+          <w:szCs w:val="23"/>
+          <w:rtl/>
+        </w:rPr>
+        <w:t xml:space="preserve">مراجعة الموازنة</w:t>
+      </w:r>
+    </w:p>
+    <w:p>
+      <w:pPr>
+        <w:keepNext w:val="false"/>
+        <w:keepLines/>
+        <w:pBdr>
+          <w:right w:val="single" w:color="0E4F4B" w:sz="18" w:space="8"/>
+        </w:pBdr>
+        <w:shd w:fill="FFFFFF" w:color="auto" w:val="clear"/>
+        <w:bidi/>
+        <w:spacing w:after="140" w:before="0" w:line="300"/>
+      </w:pPr>
+      <w:r>
+        <w:rPr>
+          <w:rFonts w:ascii="Arial" w:cs="Arial" w:eastAsia="Arial" w:hAnsi="Arial"/>
+          <w:b/>
+          <w:bCs/>
+          <w:i w:val="false"/>
+          <w:color w:val="0E4F4B"/>
+          <w:sz w:val="22"/>
+          <w:szCs w:val="22"/>
+          <w:rtl/>
+        </w:rPr>
+        <w:t xml:space="preserve">وبعدها تقول:  </w:t>
+      </w:r>
+      <w:r>
+        <w:rPr>
+          <w:rFonts w:ascii="Arial" w:cs="Arial" w:eastAsia="Arial" w:hAnsi="Arial"/>
+          <w:b w:val="false"/>
+          <w:i w:val="false"/>
+          <w:sz w:val="23"/>
+          <w:szCs w:val="23"/>
+          <w:rtl/>
+        </w:rPr>
+        <w:t xml:space="preserve">كلها اختيارات حلوة. أنا شخصيًا هبدأ بـ «تجميع عروض الأسعار في جدول مقارنة»: بتتكرر كتير، وفيها نسخ يدوي، والغلط فيها بيكلّف فلوس. ونتيجتها بتتقاس بسهولة.</w:t>
       </w:r>
     </w:p>
     <w:p>
@@ -7551,6 +8655,151 @@
     </w:p>
     <w:p>
       <w:pPr>
+        <w:keepNext w:val="false"/>
+        <w:keepLines/>
+        <w:pBdr>
+          <w:right w:val="single" w:color="555555" w:sz="18" w:space="8"/>
+        </w:pBdr>
+        <w:shd w:fill="EEF2F1" w:color="auto" w:val="clear"/>
+        <w:bidi/>
+        <w:spacing w:after="140" w:before="0" w:line="300"/>
+      </w:pPr>
+      <w:r>
+        <w:rPr>
+          <w:rFonts w:ascii="Arial" w:cs="Arial" w:eastAsia="Arial" w:hAnsi="Arial"/>
+          <w:b/>
+          <w:bCs/>
+          <w:i w:val="false"/>
+          <w:color w:val="555555"/>
+          <w:sz w:val="22"/>
+          <w:szCs w:val="22"/>
+          <w:rtl/>
+        </w:rPr>
+        <w:t xml:space="preserve">على الشاشة / اعمل:  </w:t>
+      </w:r>
+      <w:r>
+        <w:rPr>
+          <w:rFonts w:ascii="Arial" w:cs="Arial" w:eastAsia="Arial" w:hAnsi="Arial"/>
+          <w:b w:val="false"/>
+          <w:i w:val="false"/>
+          <w:sz w:val="23"/>
+          <w:szCs w:val="23"/>
+          <w:rtl/>
+        </w:rPr>
+        <w:t xml:space="preserve">اعمل عرض الرجوع: افتح ملف في المستودع، وريهم «History»، اختار نسخة من ٣ أيام وافتحها. وقول: «دي النسخة قبل ما كريم يعدّل الجدول. لو التعديل غلط، برجعلها في ثانية».</w:t>
+      </w:r>
+    </w:p>
+    <w:p>
+      <w:pPr>
+        <w:keepNext w:val="false"/>
+        <w:keepLines/>
+        <w:pBdr>
+          <w:right w:val="single" w:color="1D3A6B" w:sz="18" w:space="8"/>
+        </w:pBdr>
+        <w:shd w:fill="EEF1F8" w:color="auto" w:val="clear"/>
+        <w:bidi/>
+        <w:spacing w:after="140" w:before="0" w:line="300"/>
+      </w:pPr>
+      <w:r>
+        <w:rPr>
+          <w:rFonts w:ascii="Arial" w:cs="Arial" w:eastAsia="Arial" w:hAnsi="Arial"/>
+          <w:b/>
+          <w:bCs/>
+          <w:i w:val="false"/>
+          <w:color w:val="1D3A6B"/>
+          <w:sz w:val="22"/>
+          <w:szCs w:val="22"/>
+          <w:rtl/>
+        </w:rPr>
+        <w:t xml:space="preserve">اسأل القاعة:  </w:t>
+      </w:r>
+      <w:r>
+        <w:rPr>
+          <w:rFonts w:ascii="Arial" w:cs="Arial" w:eastAsia="Arial" w:hAnsi="Arial"/>
+          <w:b/>
+          <w:bCs/>
+          <w:i w:val="false"/>
+          <w:sz w:val="23"/>
+          <w:szCs w:val="23"/>
+          <w:rtl/>
+        </w:rPr>
+        <w:t xml:space="preserve">كام مرة احتجتوا ترجعوا لنسخة قديمة ومالقتوهاش؟</w:t>
+      </w:r>
+    </w:p>
+    <w:p>
+      <w:pPr>
+        <w:keepNext w:val="false"/>
+        <w:keepLines/>
+        <w:pBdr>
+          <w:right w:val="single" w:color="1D3A6B" w:sz="18" w:space="8"/>
+        </w:pBdr>
+        <w:shd w:fill="EEF1F8" w:color="auto" w:val="clear"/>
+        <w:bidi/>
+        <w:spacing w:after="140" w:before="0" w:line="300"/>
+      </w:pPr>
+      <w:r>
+        <w:rPr>
+          <w:rFonts w:ascii="Arial" w:cs="Arial" w:eastAsia="Arial" w:hAnsi="Arial"/>
+          <w:b/>
+          <w:bCs/>
+          <w:i w:val="false"/>
+          <w:color w:val="1D3A6B"/>
+          <w:sz w:val="22"/>
+          <w:szCs w:val="22"/>
+          <w:rtl/>
+        </w:rPr>
+        <w:t xml:space="preserve">إجابات متوقعة:  </w:t>
+      </w:r>
+      <w:r>
+        <w:rPr>
+          <w:rFonts w:ascii="Arial" w:cs="Arial" w:eastAsia="Arial" w:hAnsi="Arial"/>
+          <w:b w:val="false"/>
+          <w:i w:val="false"/>
+          <w:sz w:val="23"/>
+          <w:szCs w:val="23"/>
+          <w:rtl/>
+        </w:rPr>
+        <w:t xml:space="preserve">كتير</w:t>
+      </w:r>
+    </w:p>
+    <w:p>
+      <w:pPr>
+        <w:keepNext w:val="false"/>
+        <w:keepLines/>
+        <w:pBdr>
+          <w:right w:val="single" w:color="0E4F4B" w:sz="18" w:space="8"/>
+        </w:pBdr>
+        <w:shd w:fill="FFFFFF" w:color="auto" w:val="clear"/>
+        <w:bidi/>
+        <w:spacing w:after="140" w:before="0" w:line="300"/>
+      </w:pPr>
+      <w:r>
+        <w:rPr>
+          <w:rFonts w:ascii="Arial" w:cs="Arial" w:eastAsia="Arial" w:hAnsi="Arial"/>
+          <w:b/>
+          <w:bCs/>
+          <w:i w:val="false"/>
+          <w:color w:val="0E4F4B"/>
+          <w:sz w:val="22"/>
+          <w:szCs w:val="22"/>
+          <w:rtl/>
+        </w:rPr>
+        <w:t xml:space="preserve">وبعدها تقول:  </w:t>
+      </w:r>
+      <w:r>
+        <w:rPr>
+          <w:rFonts w:ascii="Arial" w:cs="Arial" w:eastAsia="Arial" w:hAnsi="Arial"/>
+          <w:b w:val="false"/>
+          <w:i w:val="false"/>
+          <w:sz w:val="23"/>
+          <w:szCs w:val="23"/>
+          <w:rtl/>
+        </w:rPr>
+        <w:t xml:space="preserve">مع GitHub، ده مش هيحصل تاني.</w:t>
+      </w:r>
+    </w:p>
+    <w:p>
+      <w:pPr>
         <w:keepNext/>
         <w:bidi/>
         <w:spacing w:after="60" w:before="0" w:line="300"/>
@@ -7769,6 +9018,78 @@
           <w:rtl/>
         </w:rPr>
         <w:t xml:space="preserve">لو عملت المستودع «خاص» (Private)، محدش يشوفه غير اللي إنت تسمحله. وبرضه: ماتحطش بيانات حساسة أو كلمات سر في أي مستودع.</w:t>
+      </w:r>
+    </w:p>
+    <w:p>
+      <w:pPr>
+        <w:keepNext w:val="false"/>
+        <w:keepLines/>
+        <w:pBdr>
+          <w:right w:val="single" w:color="0E4F4B" w:sz="18" w:space="8"/>
+        </w:pBdr>
+        <w:shd w:fill="FFFFFF" w:color="auto" w:val="clear"/>
+        <w:bidi/>
+        <w:spacing w:after="140" w:before="0" w:line="300"/>
+      </w:pPr>
+      <w:r>
+        <w:rPr>
+          <w:rFonts w:ascii="Arial" w:cs="Arial" w:eastAsia="Arial" w:hAnsi="Arial"/>
+          <w:b/>
+          <w:bCs/>
+          <w:i w:val="false"/>
+          <w:color w:val="0E4F4B"/>
+          <w:sz w:val="22"/>
+          <w:szCs w:val="22"/>
+          <w:rtl/>
+        </w:rPr>
+        <w:t xml:space="preserve">تقول:  </w:t>
+      </w:r>
+      <w:r>
+        <w:rPr>
+          <w:rFonts w:ascii="Arial" w:cs="Arial" w:eastAsia="Arial" w:hAnsi="Arial"/>
+          <w:b w:val="false"/>
+          <w:i w:val="false"/>
+          <w:sz w:val="23"/>
+          <w:szCs w:val="23"/>
+          <w:rtl/>
+        </w:rPr>
+        <w:t xml:space="preserve">مش مطلوب منكم النهارده تتعلموا أوامر GitHub. المطلوب تعرفوا إنه موجود، وإنه بيحل مشكلة «التقرير_نهائي_٢». ولما تحتاجوه، Claude Code أو أي مساعد برمجي يعمل الأوامر عنكم.</w:t>
+      </w:r>
+    </w:p>
+    <w:p>
+      <w:pPr>
+        <w:keepNext w:val="false"/>
+        <w:keepLines/>
+        <w:pBdr>
+          <w:right w:val="single" w:color="9A5B12" w:sz="18" w:space="8"/>
+        </w:pBdr>
+        <w:shd w:fill="FBF3E4" w:color="auto" w:val="clear"/>
+        <w:bidi/>
+        <w:spacing w:after="140" w:before="0" w:line="300"/>
+      </w:pPr>
+      <w:r>
+        <w:rPr>
+          <w:rFonts w:ascii="Arial" w:cs="Arial" w:eastAsia="Arial" w:hAnsi="Arial"/>
+          <w:b/>
+          <w:bCs/>
+          <w:i w:val="false"/>
+          <w:color w:val="9A5B12"/>
+          <w:sz w:val="22"/>
+          <w:szCs w:val="22"/>
+          <w:rtl/>
+        </w:rPr>
+        <w:t xml:space="preserve">حيلة ذكية (تخفيف الحمل):  </w:t>
+      </w:r>
+      <w:r>
+        <w:rPr>
+          <w:rFonts w:ascii="Arial" w:cs="Arial" w:eastAsia="Arial" w:hAnsi="Arial"/>
+          <w:b w:val="false"/>
+          <w:i w:val="false"/>
+          <w:sz w:val="23"/>
+          <w:szCs w:val="23"/>
+          <w:rtl/>
+        </w:rPr>
+        <w:t xml:space="preserve">التصريح بإنهم «مش مطالبين يحفظوا» بيشيل ضغط المصطلحات الإنجليزي الكتير، ويخلّيهم يركّزوا على الفكرة.</w:t>
       </w:r>
     </w:p>
     <w:p>
@@ -8416,6 +9737,114 @@
     </w:p>
     <w:p>
       <w:pPr>
+        <w:keepNext w:val="false"/>
+        <w:keepLines/>
+        <w:pBdr>
+          <w:right w:val="single" w:color="0E4F4B" w:sz="18" w:space="8"/>
+        </w:pBdr>
+        <w:shd w:fill="FFFFFF" w:color="auto" w:val="clear"/>
+        <w:bidi/>
+        <w:spacing w:after="140" w:before="0" w:line="300"/>
+      </w:pPr>
+      <w:r>
+        <w:rPr>
+          <w:rFonts w:ascii="Arial" w:cs="Arial" w:eastAsia="Arial" w:hAnsi="Arial"/>
+          <w:b/>
+          <w:bCs/>
+          <w:i w:val="false"/>
+          <w:color w:val="0E4F4B"/>
+          <w:sz w:val="22"/>
+          <w:szCs w:val="22"/>
+          <w:rtl/>
+        </w:rPr>
+        <w:t xml:space="preserve">تقول:  </w:t>
+      </w:r>
+      <w:r>
+        <w:rPr>
+          <w:rFonts w:ascii="Arial" w:cs="Arial" w:eastAsia="Arial" w:hAnsi="Arial"/>
+          <w:b w:val="false"/>
+          <w:i w:val="false"/>
+          <w:sz w:val="23"/>
+          <w:szCs w:val="23"/>
+          <w:rtl/>
+        </w:rPr>
+        <w:t xml:space="preserve">دلوقتي كل واحد يطلع بخطته. الخطة دي هي أساس المشروع النهائي. يعني اللي هتكتبوه دلوقتي هو اللي هتعرضوه الأسبوع الجاي.</w:t>
+      </w:r>
+    </w:p>
+    <w:p>
+      <w:pPr>
+        <w:keepNext w:val="false"/>
+        <w:keepLines/>
+        <w:pBdr>
+          <w:right w:val="single" w:color="0E4F4B" w:sz="18" w:space="8"/>
+        </w:pBdr>
+        <w:shd w:fill="FFFFFF" w:color="auto" w:val="clear"/>
+        <w:bidi/>
+        <w:spacing w:after="140" w:before="0" w:line="300"/>
+      </w:pPr>
+      <w:r>
+        <w:rPr>
+          <w:rFonts w:ascii="Arial" w:cs="Arial" w:eastAsia="Arial" w:hAnsi="Arial"/>
+          <w:b/>
+          <w:bCs/>
+          <w:i w:val="false"/>
+          <w:color w:val="0E4F4B"/>
+          <w:sz w:val="22"/>
+          <w:szCs w:val="22"/>
+          <w:rtl/>
+        </w:rPr>
+        <w:t xml:space="preserve">تقول:  </w:t>
+      </w:r>
+      <w:r>
+        <w:rPr>
+          <w:rFonts w:ascii="Arial" w:cs="Arial" w:eastAsia="Arial" w:hAnsi="Arial"/>
+          <w:b w:val="false"/>
+          <w:i w:val="false"/>
+          <w:sz w:val="23"/>
+          <w:szCs w:val="23"/>
+          <w:rtl/>
+        </w:rPr>
+        <w:t xml:space="preserve">ونصيحة: اختاروا حاجة تقدروا تخلّصوها في أسبوع. أحسن مشروع نهائي هو اللي «شغال فعلًا»، مش اللي «أفكاره كبيرة».</w:t>
+      </w:r>
+    </w:p>
+    <w:p>
+      <w:pPr>
+        <w:keepNext w:val="false"/>
+        <w:keepLines/>
+        <w:pBdr>
+          <w:right w:val="single" w:color="9A5B12" w:sz="18" w:space="8"/>
+        </w:pBdr>
+        <w:shd w:fill="FBF3E4" w:color="auto" w:val="clear"/>
+        <w:bidi/>
+        <w:spacing w:after="140" w:before="0" w:line="300"/>
+      </w:pPr>
+      <w:r>
+        <w:rPr>
+          <w:rFonts w:ascii="Arial" w:cs="Arial" w:eastAsia="Arial" w:hAnsi="Arial"/>
+          <w:b/>
+          <w:bCs/>
+          <w:i w:val="false"/>
+          <w:color w:val="9A5B12"/>
+          <w:sz w:val="22"/>
+          <w:szCs w:val="22"/>
+          <w:rtl/>
+        </w:rPr>
+        <w:t xml:space="preserve">حيلة ذكية (ربط الورشة بالنهاية):  </w:t>
+      </w:r>
+      <w:r>
+        <w:rPr>
+          <w:rFonts w:ascii="Arial" w:cs="Arial" w:eastAsia="Arial" w:hAnsi="Arial"/>
+          <w:b w:val="false"/>
+          <w:i w:val="false"/>
+          <w:sz w:val="23"/>
+          <w:szCs w:val="23"/>
+          <w:rtl/>
+        </w:rPr>
+        <w:t xml:space="preserve">إنك تقول صراحة إن الورشة دي هي أساس المشروع النهائي بيرفع جدية الشغل فيها، لأن ليها هدف قريب وواضح.</w:t>
+      </w:r>
+    </w:p>
+    <w:p>
+      <w:pPr>
         <w:keepNext/>
         <w:pBdr>
           <w:right w:val="single" w:color="5B2A45" w:sz="18" w:space="8"/>
@@ -8644,6 +10073,42 @@
     </w:p>
     <w:p>
       <w:pPr>
+        <w:keepNext w:val="false"/>
+        <w:keepLines/>
+        <w:pBdr>
+          <w:right w:val="single" w:color="0E4F4B" w:sz="18" w:space="8"/>
+        </w:pBdr>
+        <w:shd w:fill="FFFFFF" w:color="auto" w:val="clear"/>
+        <w:bidi/>
+        <w:spacing w:after="140" w:before="0" w:line="300"/>
+      </w:pPr>
+      <w:r>
+        <w:rPr>
+          <w:rFonts w:ascii="Arial" w:cs="Arial" w:eastAsia="Arial" w:hAnsi="Arial"/>
+          <w:b/>
+          <w:bCs/>
+          <w:i w:val="false"/>
+          <w:color w:val="0E4F4B"/>
+          <w:sz w:val="22"/>
+          <w:szCs w:val="22"/>
+          <w:rtl/>
+        </w:rPr>
+        <w:t xml:space="preserve">تقول:  </w:t>
+      </w:r>
+      <w:r>
+        <w:rPr>
+          <w:rFonts w:ascii="Arial" w:cs="Arial" w:eastAsia="Arial" w:hAnsi="Arial"/>
+          <w:b w:val="false"/>
+          <w:i w:val="false"/>
+          <w:sz w:val="23"/>
+          <w:szCs w:val="23"/>
+          <w:rtl/>
+        </w:rPr>
+        <w:t xml:space="preserve">بعد كل عرض، اسأل القاعة سؤال واحد: «الشريحة دي ضيقة كفاية؟». لو الإجابة لأ، ساعدوه يصغرها.</w:t>
+      </w:r>
+    </w:p>
+    <w:p>
+      <w:pPr>
         <w:bidi/>
         <w:spacing w:after="100" w:before="0" w:line="300"/>
       </w:pPr>
@@ -8923,6 +10388,42 @@
           <w:rtl/>
         </w:rPr>
         <w:t xml:space="preserve">لأ، الحساب للقواعد</w:t>
+      </w:r>
+    </w:p>
+    <w:p>
+      <w:pPr>
+        <w:keepNext w:val="false"/>
+        <w:keepLines/>
+        <w:pBdr>
+          <w:right w:val="single" w:color="0E4F4B" w:sz="18" w:space="8"/>
+        </w:pBdr>
+        <w:shd w:fill="FFFFFF" w:color="auto" w:val="clear"/>
+        <w:bidi/>
+        <w:spacing w:after="140" w:before="0" w:line="300"/>
+      </w:pPr>
+      <w:r>
+        <w:rPr>
+          <w:rFonts w:ascii="Arial" w:cs="Arial" w:eastAsia="Arial" w:hAnsi="Arial"/>
+          <w:b/>
+          <w:bCs/>
+          <w:i w:val="false"/>
+          <w:color w:val="0E4F4B"/>
+          <w:sz w:val="22"/>
+          <w:szCs w:val="22"/>
+          <w:rtl/>
+        </w:rPr>
+        <w:t xml:space="preserve">تقول:  </w:t>
+      </w:r>
+      <w:r>
+        <w:rPr>
+          <w:rFonts w:ascii="Arial" w:cs="Arial" w:eastAsia="Arial" w:hAnsi="Arial"/>
+          <w:b w:val="false"/>
+          <w:i w:val="false"/>
+          <w:sz w:val="23"/>
+          <w:szCs w:val="23"/>
+          <w:rtl/>
+        </w:rPr>
+        <w:t xml:space="preserve">خلاصة النهارده في ٣ جمل: عدّ النقلات اليدوية. وحّد التعريفات قبل الكود. وابدأ بشريحة صغيرة شغالة من أولها لآخرها.</w:t>
       </w:r>
     </w:p>
     <w:p>
@@ -9531,6 +11032,152 @@
           <w:rtl/>
         </w:rPr>
         <w:t xml:space="preserve">دقيقة: الخطوة الجاية + طلب واحد من الإدارة.</w:t>
+      </w:r>
+    </w:p>
+    <w:p>
+      <w:pPr>
+        <w:keepNext w:val="false"/>
+        <w:keepLines/>
+        <w:pBdr>
+          <w:right w:val="single" w:color="5B2A45" w:sz="18" w:space="8"/>
+        </w:pBdr>
+        <w:shd w:fill="F6EEF3" w:color="auto" w:val="clear"/>
+        <w:bidi/>
+        <w:spacing w:after="140" w:before="0" w:line="300"/>
+      </w:pPr>
+      <w:r>
+        <w:rPr>
+          <w:rFonts w:ascii="Arial" w:cs="Arial" w:eastAsia="Arial" w:hAnsi="Arial"/>
+          <w:b/>
+          <w:bCs/>
+          <w:i w:val="false"/>
+          <w:color w:val="5B2A45"/>
+          <w:sz w:val="22"/>
+          <w:szCs w:val="22"/>
+          <w:rtl/>
+        </w:rPr>
+        <w:t xml:space="preserve">لو اتسألت:  </w:t>
+      </w:r>
+      <w:r>
+        <w:rPr>
+          <w:rFonts w:ascii="Arial" w:cs="Arial" w:eastAsia="Arial" w:hAnsi="Arial"/>
+          <w:b/>
+          <w:bCs/>
+          <w:i w:val="false"/>
+          <w:sz w:val="23"/>
+          <w:szCs w:val="23"/>
+          <w:rtl/>
+        </w:rPr>
+        <w:t xml:space="preserve">لازم العرض يكون فيه عرض حي؟ أنا خايف يبوظ.</w:t>
+      </w:r>
+    </w:p>
+    <w:p>
+      <w:pPr>
+        <w:keepNext w:val="false"/>
+        <w:keepLines/>
+        <w:pBdr>
+          <w:right w:val="single" w:color="5B2A45" w:sz="18" w:space="8"/>
+        </w:pBdr>
+        <w:shd w:fill="F6EEF3" w:color="auto" w:val="clear"/>
+        <w:bidi/>
+        <w:spacing w:after="140" w:before="0" w:line="300"/>
+      </w:pPr>
+      <w:r>
+        <w:rPr>
+          <w:rFonts w:ascii="Arial" w:cs="Arial" w:eastAsia="Arial" w:hAnsi="Arial"/>
+          <w:b/>
+          <w:bCs/>
+          <w:i w:val="false"/>
+          <w:color w:val="5B2A45"/>
+          <w:sz w:val="22"/>
+          <w:szCs w:val="22"/>
+          <w:rtl/>
+        </w:rPr>
+        <w:t xml:space="preserve">ترد:  </w:t>
+      </w:r>
+      <w:r>
+        <w:rPr>
+          <w:rFonts w:ascii="Arial" w:cs="Arial" w:eastAsia="Arial" w:hAnsi="Arial"/>
+          <w:b w:val="false"/>
+          <w:i w:val="false"/>
+          <w:sz w:val="23"/>
+          <w:szCs w:val="23"/>
+          <w:rtl/>
+        </w:rPr>
+        <w:t xml:space="preserve">مش لازم. سجّل فيديو قصير (دقيقة أو اتنين) للحل وهو شغال بموبايلك أو ببرنامج تسجيل الشاشة. ده أضمن، وكمان بيوفر وقت.</w:t>
+      </w:r>
+    </w:p>
+    <w:p>
+      <w:pPr>
+        <w:keepNext w:val="false"/>
+        <w:keepLines/>
+        <w:pBdr>
+          <w:right w:val="single" w:color="5B2A45" w:sz="18" w:space="8"/>
+        </w:pBdr>
+        <w:shd w:fill="F6EEF3" w:color="auto" w:val="clear"/>
+        <w:bidi/>
+        <w:spacing w:after="140" w:before="0" w:line="300"/>
+      </w:pPr>
+      <w:r>
+        <w:rPr>
+          <w:rFonts w:ascii="Arial" w:cs="Arial" w:eastAsia="Arial" w:hAnsi="Arial"/>
+          <w:b/>
+          <w:bCs/>
+          <w:i w:val="false"/>
+          <w:color w:val="5B2A45"/>
+          <w:sz w:val="22"/>
+          <w:szCs w:val="22"/>
+          <w:rtl/>
+        </w:rPr>
+        <w:t xml:space="preserve">لو اتسألت:  </w:t>
+      </w:r>
+      <w:r>
+        <w:rPr>
+          <w:rFonts w:ascii="Arial" w:cs="Arial" w:eastAsia="Arial" w:hAnsi="Arial"/>
+          <w:b/>
+          <w:bCs/>
+          <w:i w:val="false"/>
+          <w:sz w:val="23"/>
+          <w:szCs w:val="23"/>
+          <w:rtl/>
+        </w:rPr>
+        <w:t xml:space="preserve">لو مشروعي مش مكتمل؟</w:t>
+      </w:r>
+    </w:p>
+    <w:p>
+      <w:pPr>
+        <w:keepNext w:val="false"/>
+        <w:keepLines/>
+        <w:pBdr>
+          <w:right w:val="single" w:color="5B2A45" w:sz="18" w:space="8"/>
+        </w:pBdr>
+        <w:shd w:fill="F6EEF3" w:color="auto" w:val="clear"/>
+        <w:bidi/>
+        <w:spacing w:after="140" w:before="0" w:line="300"/>
+      </w:pPr>
+      <w:r>
+        <w:rPr>
+          <w:rFonts w:ascii="Arial" w:cs="Arial" w:eastAsia="Arial" w:hAnsi="Arial"/>
+          <w:b/>
+          <w:bCs/>
+          <w:i w:val="false"/>
+          <w:color w:val="5B2A45"/>
+          <w:sz w:val="22"/>
+          <w:szCs w:val="22"/>
+          <w:rtl/>
+        </w:rPr>
+        <w:t xml:space="preserve">ترد:  </w:t>
+      </w:r>
+      <w:r>
+        <w:rPr>
+          <w:rFonts w:ascii="Arial" w:cs="Arial" w:eastAsia="Arial" w:hAnsi="Arial"/>
+          <w:b w:val="false"/>
+          <w:i w:val="false"/>
+          <w:sz w:val="23"/>
+          <w:szCs w:val="23"/>
+          <w:rtl/>
+        </w:rPr>
+        <w:t xml:space="preserve">اعرض الجزء اللي شغال. «نص نظام شغال» أحسن من «نظام كامل على الورق». وقول بوضوح إيه الخطوة الجاية.</w:t>
       </w:r>
     </w:p>
     <w:p>
